--- a/相談一覧_ケアマネ向け.docx
+++ b/相談一覧_ケアマネ向け.docx
@@ -87,17 +87,171 @@
     </w:p>
     <w:p>
       <w:pPr>
-        <w:spacing w:after="60" w:before="0" w:line="276"/>
+        <w:spacing w:after="40" w:before="0" w:line="276"/>
       </w:pPr>
       <w:r>
         <w:rPr>
           <w:rFonts w:ascii="Yu Gothic" w:cs="Yu Gothic" w:eastAsia="Yu Gothic" w:hAnsi="Yu Gothic"/>
-          <w:sz w:val="19"/>
-          <w:szCs w:val="19"/>
+          <w:sz w:val="18"/>
+          <w:szCs w:val="18"/>
         </w:rPr>
         <w:t xml:space="preserve">「費用が心配でサービスを減らしたい」「施設に入ったらお金は持つの？」――ケアプランの外にある“お金の困りごと”を引き受け、ケアマネジャーの皆さまが本来のケアマネジメントに集中できるようお手伝いします。</w:t>
       </w:r>
     </w:p>
+    <w:tbl>
+      <w:tblPr>
+        <w:tblW w:type="dxa" w:w="10206"/>
+        <w:tblBorders>
+          <w:top w:val="single" w:color="1F4E79" w:sz="6"/>
+          <w:left w:val="single" w:color="1F4E79" w:sz="6"/>
+          <w:bottom w:val="single" w:color="1F4E79" w:sz="6"/>
+          <w:right w:val="single" w:color="1F4E79" w:sz="6"/>
+          <w:insideH w:val="single" w:color="1F4E79" w:sz="6"/>
+          <w:insideV w:val="single" w:color="1F4E79" w:sz="6"/>
+        </w:tblBorders>
+      </w:tblPr>
+      <w:tblGrid>
+        <w:gridCol w:w="10206"/>
+      </w:tblGrid>
+      <w:tr>
+        <w:tc>
+          <w:tcPr>
+            <w:tcW w:type="dxa" w:w="10206"/>
+            <w:shd w:fill="FFF8E5" w:color="auto" w:val="clear"/>
+            <w:tcMar>
+              <w:top w:type="dxa" w:w="80"/>
+              <w:left w:type="dxa" w:w="160"/>
+              <w:bottom w:type="dxa" w:w="80"/>
+              <w:right w:type="dxa" w:w="160"/>
+            </w:tcMar>
+          </w:tcPr>
+          <w:p>
+            <w:pPr>
+              <w:spacing w:after="40" w:before="0" w:line="276"/>
+            </w:pPr>
+            <w:r>
+              <w:rPr>
+                <w:rFonts w:ascii="Yu Gothic" w:cs="Yu Gothic" w:eastAsia="Yu Gothic" w:hAnsi="Yu Gothic"/>
+                <w:b/>
+                <w:bCs/>
+                <w:color w:val="1F4E79"/>
+                <w:sz w:val="20"/>
+                <w:szCs w:val="20"/>
+              </w:rPr>
+              <w:t xml:space="preserve">利用者さんの保険、“眠って”いませんか？　――保険の整理が、私のいちばんの強みです</w:t>
+            </w:r>
+          </w:p>
+          <w:p>
+            <w:pPr>
+              <w:pStyle w:val="ListParagraph"/>
+              <w:numPr>
+                <w:ilvl w:val="0"/>
+                <w:numId w:val="2"/>
+              </w:numPr>
+              <w:spacing w:after="20" w:before="0" w:line="276"/>
+            </w:pPr>
+            <w:r>
+              <w:rPr>
+                <w:rFonts w:ascii="Yu Gothic" w:cs="Yu Gothic" w:eastAsia="Yu Gothic" w:hAnsi="Yu Gothic"/>
+                <w:sz w:val="17"/>
+                <w:szCs w:val="17"/>
+              </w:rPr>
+              <w:t xml:space="preserve">入院・手術・要介護認定のあとに、</w:t>
+            </w:r>
+            <w:r>
+              <w:rPr>
+                <w:rFonts w:ascii="Yu Gothic" w:cs="Yu Gothic" w:eastAsia="Yu Gothic" w:hAnsi="Yu Gothic"/>
+                <w:b/>
+                <w:bCs/>
+                <w:sz w:val="17"/>
+                <w:szCs w:val="17"/>
+              </w:rPr>
+              <w:t xml:space="preserve">請求できる給付金や保険料の払込免除</w:t>
+            </w:r>
+            <w:r>
+              <w:rPr>
+                <w:rFonts w:ascii="Yu Gothic" w:cs="Yu Gothic" w:eastAsia="Yu Gothic" w:hAnsi="Yu Gothic"/>
+                <w:sz w:val="17"/>
+                <w:szCs w:val="17"/>
+              </w:rPr>
+              <w:t xml:space="preserve">が見過ごされがちです（請求できる期間は原則3年）。元看護師・ケアマネとして、病状や介護度の変化と支払条件をつなげて確認します</w:t>
+            </w:r>
+          </w:p>
+          <w:p>
+            <w:pPr>
+              <w:pStyle w:val="ListParagraph"/>
+              <w:numPr>
+                <w:ilvl w:val="0"/>
+                <w:numId w:val="2"/>
+              </w:numPr>
+              <w:spacing w:after="20" w:before="0" w:line="276"/>
+            </w:pPr>
+            <w:r>
+              <w:rPr>
+                <w:rFonts w:ascii="Yu Gothic" w:cs="Yu Gothic" w:eastAsia="Yu Gothic" w:hAnsi="Yu Gothic"/>
+                <w:sz w:val="17"/>
+                <w:szCs w:val="17"/>
+              </w:rPr>
+              <w:t xml:space="preserve">余命6か月以内と診断された場合、</w:t>
+            </w:r>
+            <w:r>
+              <w:rPr>
+                <w:rFonts w:ascii="Yu Gothic" w:cs="Yu Gothic" w:eastAsia="Yu Gothic" w:hAnsi="Yu Gothic"/>
+                <w:b/>
+                <w:bCs/>
+                <w:sz w:val="17"/>
+                <w:szCs w:val="17"/>
+              </w:rPr>
+              <w:t xml:space="preserve">リビングニーズ特約</w:t>
+            </w:r>
+            <w:r>
+              <w:rPr>
+                <w:rFonts w:ascii="Yu Gothic" w:cs="Yu Gothic" w:eastAsia="Yu Gothic" w:hAnsi="Yu Gothic"/>
+                <w:sz w:val="17"/>
+                <w:szCs w:val="17"/>
+              </w:rPr>
+              <w:t xml:space="preserve">で死亡保険金の一部を生前に受け取り、療養や最期の過ごし方の費用にあてられることがあります</w:t>
+            </w:r>
+          </w:p>
+          <w:p>
+            <w:pPr>
+              <w:pStyle w:val="ListParagraph"/>
+              <w:numPr>
+                <w:ilvl w:val="0"/>
+                <w:numId w:val="2"/>
+              </w:numPr>
+              <w:spacing w:after="20" w:before="0" w:line="276"/>
+            </w:pPr>
+            <w:r>
+              <w:rPr>
+                <w:rFonts w:ascii="Yu Gothic" w:cs="Yu Gothic" w:eastAsia="Yu Gothic" w:hAnsi="Yu Gothic"/>
+                <w:sz w:val="17"/>
+                <w:szCs w:val="17"/>
+              </w:rPr>
+              <w:t xml:space="preserve">ご本人が請求できない状態でも、</w:t>
+            </w:r>
+            <w:r>
+              <w:rPr>
+                <w:rFonts w:ascii="Yu Gothic" w:cs="Yu Gothic" w:eastAsia="Yu Gothic" w:hAnsi="Yu Gothic"/>
+                <w:b/>
+                <w:bCs/>
+                <w:sz w:val="17"/>
+                <w:szCs w:val="17"/>
+              </w:rPr>
+              <w:t xml:space="preserve">指定代理請求</w:t>
+            </w:r>
+            <w:r>
+              <w:rPr>
+                <w:rFonts w:ascii="Yu Gothic" w:cs="Yu Gothic" w:eastAsia="Yu Gothic" w:hAnsi="Yu Gothic"/>
+                <w:sz w:val="17"/>
+                <w:szCs w:val="17"/>
+              </w:rPr>
+              <w:t xml:space="preserve">でご家族が手続きできる場合があります。加入先がわからないときの照会制度もあります</w:t>
+            </w:r>
+          </w:p>
+        </w:tc>
+      </w:tr>
+    </w:tbl>
     <w:p>
       <w:pPr>
         <w:pBdr>
@@ -256,7 +410,7 @@
                 <w:sz w:val="17"/>
                 <w:szCs w:val="17"/>
               </w:rPr>
-              <w:t xml:space="preserve">介護費用・施設入所</w:t>
+              <w:t xml:space="preserve">加入中の保険の整理</w:t>
             </w:r>
           </w:p>
         </w:tc>
@@ -283,7 +437,7 @@
                 <w:sz w:val="17"/>
                 <w:szCs w:val="17"/>
               </w:rPr>
-              <w:t xml:space="preserve">「施設に入ると毎月いくら？」「お金が足りるか不安でサービスを控えたい」</w:t>
+              <w:t xml:space="preserve">「昔の保険、介護で使える？」「親がどこの保険に入っているかわからない」</w:t>
             </w:r>
           </w:p>
         </w:tc>
@@ -310,7 +464,7 @@
                 <w:sz w:val="17"/>
                 <w:szCs w:val="17"/>
               </w:rPr>
-              <w:t xml:space="preserve">年金・貯蓄から負担できる額を試算し、施設の種類ごとの費用感を整理</w:t>
+              <w:t xml:space="preserve">契約一覧を作成し、上記の請求漏れなどを確認。請求手続きをサポート</w:t>
             </w:r>
           </w:p>
         </w:tc>
@@ -344,7 +498,7 @@
                 <w:sz w:val="17"/>
                 <w:szCs w:val="17"/>
               </w:rPr>
-              <w:t xml:space="preserve">公的制度の活用</w:t>
+              <w:t xml:space="preserve">介護費用・施設入所</w:t>
             </w:r>
           </w:p>
         </w:tc>
@@ -372,7 +526,7 @@
                 <w:sz w:val="17"/>
                 <w:szCs w:val="17"/>
               </w:rPr>
-              <w:t xml:space="preserve">「負担を軽くする制度はある？」「申請の仕方がわからない」</w:t>
+              <w:t xml:space="preserve">「施設に入ると毎月いくら？」「お金が足りるか不安でサービスを控えたい」</w:t>
             </w:r>
           </w:p>
         </w:tc>
@@ -400,7 +554,7 @@
                 <w:sz w:val="17"/>
                 <w:szCs w:val="17"/>
               </w:rPr>
-              <w:t xml:space="preserve">高額介護サービス費・高額医療合算・負担限度額認定・医療費控除などの対象確認と申請の段取り</w:t>
+              <w:t xml:space="preserve">年金・貯蓄から負担できる額を試算し、施設の種類ごとの費用感を整理</w:t>
             </w:r>
           </w:p>
         </w:tc>
@@ -434,7 +588,7 @@
                 <w:sz w:val="17"/>
                 <w:szCs w:val="17"/>
               </w:rPr>
-              <w:t xml:space="preserve">加入中の保険の確認</w:t>
+              <w:t xml:space="preserve">公的制度の活用</w:t>
             </w:r>
           </w:p>
         </w:tc>
@@ -461,7 +615,7 @@
                 <w:sz w:val="17"/>
                 <w:szCs w:val="17"/>
               </w:rPr>
-              <w:t xml:space="preserve">「昔入った保険、介護で使える？」「入院給付を請求していない」</w:t>
+              <w:t xml:space="preserve">「負担を軽くする制度はある？」「申請の仕方がわからない」</w:t>
             </w:r>
           </w:p>
         </w:tc>
@@ -488,7 +642,7 @@
                 <w:sz w:val="17"/>
                 <w:szCs w:val="17"/>
               </w:rPr>
-              <w:t xml:space="preserve">契約内容を一緒に確認し、請求漏れ・指定代理請求の有無をチェック</w:t>
+              <w:t xml:space="preserve">高額介護サービス費・高額医療合算・負担限度額認定・医療費控除などの対象確認と申請の段取り</w:t>
             </w:r>
           </w:p>
         </w:tc>
@@ -522,7 +676,7 @@
                 <w:sz w:val="17"/>
                 <w:szCs w:val="17"/>
               </w:rPr>
-              <w:t xml:space="preserve">認知症とお金の管理</w:t>
+              <w:t xml:space="preserve">認知症・相続</w:t>
             </w:r>
           </w:p>
         </w:tc>
@@ -550,7 +704,7 @@
                 <w:sz w:val="17"/>
                 <w:szCs w:val="17"/>
               </w:rPr>
-              <w:t xml:space="preserve">「通帳の管理が心配」「口座が使えなくなると聞いた」</w:t>
+              <w:t xml:space="preserve">「通帳の管理が心配」「実家をどうするか、きょうだいで話がまとまらない」</w:t>
             </w:r>
           </w:p>
         </w:tc>
@@ -578,7 +732,7 @@
                 <w:sz w:val="17"/>
                 <w:szCs w:val="17"/>
               </w:rPr>
-              <w:t xml:space="preserve">日常生活自立支援事業・成年後見・任意後見・家族信託の違いを整理し、適切な窓口へ</w:t>
+              <w:t xml:space="preserve">後見・家族信託などの違いや相続の論点を整理し、司法書士・税理士など適切な窓口へ</w:t>
             </w:r>
           </w:p>
         </w:tc>
@@ -612,7 +766,7 @@
                 <w:sz w:val="17"/>
                 <w:szCs w:val="17"/>
               </w:rPr>
-              <w:t xml:space="preserve">相続・実家のこと</w:t>
+              <w:t xml:space="preserve">介護するご家族</w:t>
             </w:r>
           </w:p>
         </w:tc>
@@ -639,7 +793,7 @@
                 <w:sz w:val="17"/>
                 <w:szCs w:val="17"/>
               </w:rPr>
-              <w:t xml:space="preserve">「実家をどうするか、きょうだいで話がまとまらない」</w:t>
+              <w:t xml:space="preserve">「仕事を辞めて介護すべき？」「自分の老後資金が心配」</w:t>
             </w:r>
           </w:p>
         </w:tc>
@@ -666,7 +820,7 @@
                 <w:sz w:val="17"/>
                 <w:szCs w:val="17"/>
               </w:rPr>
-              <w:t xml:space="preserve">論点を整理し、税理士・司法書士など専門職へ橋渡し</w:t>
+              <w:t xml:space="preserve">介護休業給付なども含め、仕事と介護を両立する家計プランを作成</w:t>
             </w:r>
           </w:p>
         </w:tc>
@@ -700,7 +854,7 @@
                 <w:sz w:val="17"/>
                 <w:szCs w:val="17"/>
               </w:rPr>
-              <w:t xml:space="preserve">介護するご家族</w:t>
+              <w:t xml:space="preserve">事業所・職員の皆さま</w:t>
             </w:r>
           </w:p>
         </w:tc>
@@ -728,7 +882,7 @@
                 <w:sz w:val="17"/>
                 <w:szCs w:val="17"/>
               </w:rPr>
-              <w:t xml:space="preserve">「仕事を辞めて介護すべき？」「自分の老後資金が心配」</w:t>
+              <w:t xml:space="preserve">「職員研修のテーマがほしい」「職員の福利厚生を充実させたい」</w:t>
             </w:r>
           </w:p>
         </w:tc>
@@ -736,94 +890,6 @@
           <w:tcPr>
             <w:tcW w:type="dxa" w:w="3906"/>
             <w:shd w:fill="F2F7FC" w:color="auto" w:val="clear"/>
-            <w:tcMar>
-              <w:top w:type="dxa" w:w="50"/>
-              <w:left w:type="dxa" w:w="90"/>
-              <w:bottom w:type="dxa" w:w="50"/>
-              <w:right w:type="dxa" w:w="90"/>
-            </w:tcMar>
-            <w:vAlign w:val="center"/>
-          </w:tcPr>
-          <w:p>
-            <w:pPr>
-              <w:spacing w:after="20" w:before="0" w:line="252"/>
-            </w:pPr>
-            <w:r>
-              <w:rPr>
-                <w:rFonts w:ascii="Yu Gothic" w:cs="Yu Gothic" w:eastAsia="Yu Gothic" w:hAnsi="Yu Gothic"/>
-                <w:b w:val="false"/>
-                <w:bCs w:val="false"/>
-                <w:sz w:val="17"/>
-                <w:szCs w:val="17"/>
-              </w:rPr>
-              <w:t xml:space="preserve">介護休業給付なども含め、仕事と介護を両立する家計プランを作成</w:t>
-            </w:r>
-          </w:p>
-        </w:tc>
-      </w:tr>
-      <w:tr>
-        <w:trPr>
-          <w:cantSplit/>
-          <w:tblHeader w:val="false"/>
-        </w:trPr>
-        <w:tc>
-          <w:tcPr>
-            <w:tcW w:type="dxa" w:w="1900"/>
-            <w:shd w:fill="DEEAF6" w:color="auto" w:val="clear"/>
-            <w:tcMar>
-              <w:top w:type="dxa" w:w="50"/>
-              <w:left w:type="dxa" w:w="90"/>
-              <w:bottom w:type="dxa" w:w="50"/>
-              <w:right w:type="dxa" w:w="90"/>
-            </w:tcMar>
-            <w:vAlign w:val="center"/>
-          </w:tcPr>
-          <w:p>
-            <w:pPr>
-              <w:spacing w:after="20" w:before="0" w:line="252"/>
-            </w:pPr>
-            <w:r>
-              <w:rPr>
-                <w:rFonts w:ascii="Yu Gothic" w:cs="Yu Gothic" w:eastAsia="Yu Gothic" w:hAnsi="Yu Gothic"/>
-                <w:b/>
-                <w:bCs/>
-                <w:sz w:val="17"/>
-                <w:szCs w:val="17"/>
-              </w:rPr>
-              <w:t xml:space="preserve">事業所・職員の皆さま</w:t>
-            </w:r>
-          </w:p>
-        </w:tc>
-        <w:tc>
-          <w:tcPr>
-            <w:tcW w:type="dxa" w:w="4400"/>
-            <w:tcMar>
-              <w:top w:type="dxa" w:w="50"/>
-              <w:left w:type="dxa" w:w="90"/>
-              <w:bottom w:type="dxa" w:w="50"/>
-              <w:right w:type="dxa" w:w="90"/>
-            </w:tcMar>
-            <w:vAlign w:val="center"/>
-          </w:tcPr>
-          <w:p>
-            <w:pPr>
-              <w:spacing w:after="20" w:before="0" w:line="252"/>
-            </w:pPr>
-            <w:r>
-              <w:rPr>
-                <w:rFonts w:ascii="Yu Gothic" w:cs="Yu Gothic" w:eastAsia="Yu Gothic" w:hAnsi="Yu Gothic"/>
-                <w:b w:val="false"/>
-                <w:bCs w:val="false"/>
-                <w:sz w:val="17"/>
-                <w:szCs w:val="17"/>
-              </w:rPr>
-              <w:t xml:space="preserve">「職員研修のテーマがほしい」「職員の福利厚生を充実させたい」</w:t>
-            </w:r>
-          </w:p>
-        </w:tc>
-        <w:tc>
-          <w:tcPr>
-            <w:tcW w:type="dxa" w:w="3906"/>
             <w:tcMar>
               <w:top w:type="dxa" w:w="50"/>
               <w:left w:type="dxa" w:w="90"/>
@@ -855,7 +921,7 @@
         <w:pBdr>
           <w:bottom w:val="single" w:color="1F4E79" w:sz="8" w:space="2"/>
         </w:pBdr>
-        <w:spacing w:after="80" w:before="120"/>
+        <w:spacing w:after="80" w:before="80"/>
       </w:pPr>
       <w:r>
         <w:rPr>
@@ -1079,7 +1145,7 @@
                 <w:sz w:val="18"/>
                 <w:szCs w:val="18"/>
               </w:rPr>
-              <w:t xml:space="preserve">商品の押し売りはいたしません。ご希望がない限り、保険や金融商品のご案内は行いません</w:t>
+              <w:t xml:space="preserve">商品の押し売りはいたしません。保険の整理は「今ある契約を活かす」ためのもので、ご希望がない限り見直しや新規加入のご案内は行いません</w:t>
             </w:r>
           </w:p>
           <w:p>
@@ -1126,7 +1192,7 @@
         <w:pBdr>
           <w:bottom w:val="single" w:color="1F4E79" w:sz="8" w:space="2"/>
         </w:pBdr>
-        <w:spacing w:after="80" w:before="120"/>
+        <w:spacing w:after="80" w:before="80"/>
       </w:pPr>
       <w:r>
         <w:rPr>

--- a/相談一覧_ケアマネ向け.docx
+++ b/相談一覧_ケアマネ向け.docx
@@ -1250,7 +1250,7 @@
                 <w:sz w:val="19"/>
                 <w:szCs w:val="19"/>
               </w:rPr>
-              <w:t xml:space="preserve">【氏名】　ファイナンシャルプランナー</w:t>
+              <w:t xml:space="preserve">ファイナンシャルプランナー　小野 健汰</w:t>
             </w:r>
           </w:p>
           <w:p>
@@ -1288,7 +1288,7 @@
                 <w:sz w:val="18"/>
                 <w:szCs w:val="18"/>
               </w:rPr>
-              <w:t xml:space="preserve">電話：</w:t>
+              <w:t xml:space="preserve">電話：080-1659-3872</w:t>
             </w:r>
           </w:p>
           <w:p>
@@ -1301,7 +1301,7 @@
                 <w:sz w:val="18"/>
                 <w:szCs w:val="18"/>
               </w:rPr>
-              <w:t xml:space="preserve">メール：</w:t>
+              <w:t xml:space="preserve">メール：k-ono@gyl.jp</w:t>
             </w:r>
           </w:p>
           <w:p>

--- a/相談一覧_ケアマネ向け.docx
+++ b/相談一覧_ケアマネ向け.docx
@@ -1293,7 +1293,7 @@
           </w:p>
           <w:p>
             <w:pPr>
-              <w:spacing w:after="30" w:before="0" w:line="276"/>
+              <w:spacing w:after="0" w:before="0" w:line="276"/>
             </w:pPr>
             <w:r>
               <w:rPr>
@@ -1302,19 +1302,6 @@
                 <w:szCs w:val="18"/>
               </w:rPr>
               <w:t xml:space="preserve">メール：k-ono@gyl.jp</w:t>
-            </w:r>
-          </w:p>
-          <w:p>
-            <w:pPr>
-              <w:spacing w:after="0" w:before="0" w:line="276"/>
-            </w:pPr>
-            <w:r>
-              <w:rPr>
-                <w:rFonts w:ascii="Yu Gothic" w:cs="Yu Gothic" w:eastAsia="Yu Gothic" w:hAnsi="Yu Gothic"/>
-                <w:sz w:val="18"/>
-                <w:szCs w:val="18"/>
-              </w:rPr>
-              <w:t xml:space="preserve">相談料など：</w:t>
             </w:r>
           </w:p>
         </w:tc>
